--- a/word_reports/LP_0319_위치_213_Smokie_What Can I Do.docx
+++ b/word_reports/LP_0319_위치_213_Smokie_What Can I Do.docx
@@ -4,7 +4,7 @@
   <w:body>
     <w:p>
       <w:pPr>
-        <w:spacing w:after="280"/>
+        <w:spacing w:after="80"/>
       </w:pPr>
       <w:r>
         <w:rPr w:rFonts="맑은 고딕">
@@ -13,94 +13,47 @@
           <w:color w:val="1E3A8A"/>
           <w:sz w:val="30"/>
         </w:rPr>
-        <w:t>[213] Smokie - What Can I Do</w:t>
+        <w:t>Smokie (스모키) - What Can I Do</w:t>
       </w:r>
     </w:p>
     <w:p>
       <w:pPr>
-        <w:spacing w:after="320"/>
+        <w:spacing w:after="240"/>
       </w:pPr>
       <w:r>
         <w:rPr w:rFonts="맑은 고딕">
           <w:rFonts w:ascii="맑은 고딕" w:hAnsi="맑은 고딕" w:eastAsia="맑은 고딕"/>
           <w:b/>
-          <w:sz w:val="20"/>
+          <w:color w:val="4B5563"/>
+          <w:sz w:val="22"/>
         </w:rPr>
-        <w:t>■ 위치 : 213</w:t>
-        <w:br/>
-      </w:r>
-      <w:r>
-        <w:rPr w:rFonts="맑은 고딕">
-          <w:rFonts w:ascii="맑은 고딕" w:hAnsi="맑은 고딕" w:eastAsia="맑은 고딕"/>
-          <w:b/>
-          <w:sz w:val="20"/>
-        </w:rPr>
-        <w:t>■ 아티스트 : Smokie</w:t>
-        <w:br/>
-      </w:r>
-      <w:r>
-        <w:rPr w:rFonts="맑은 고딕">
-          <w:rFonts w:ascii="맑은 고딕" w:hAnsi="맑은 고딕" w:eastAsia="맑은 고딕"/>
-          <w:b/>
-          <w:sz w:val="20"/>
-        </w:rPr>
-        <w:t>■ 앨범명 : What Can I Do</w:t>
-        <w:br/>
-      </w:r>
-      <w:r>
-        <w:rPr w:rFonts="맑은 고딕">
-          <w:rFonts w:ascii="맑은 고딕" w:hAnsi="맑은 고딕" w:eastAsia="맑은 고딕"/>
-          <w:b w:val="0"/>
-          <w:sz w:val="20"/>
-        </w:rPr>
-        <w:t>■ 음반 레이블 : RAK Records (또는 RAK / EMI)</w:t>
-        <w:br/>
-      </w:r>
-      <w:r>
-        <w:rPr w:rFonts="맑은 고딕">
-          <w:rFonts w:ascii="맑은 고딕" w:hAnsi="맑은 고딕" w:eastAsia="맑은 고딕"/>
-          <w:b w:val="0"/>
-          <w:sz w:val="20"/>
-        </w:rPr>
-        <w:t>■ 발매년도 : 1978</w:t>
-        <w:br/>
-      </w:r>
-      <w:r>
-        <w:rPr w:rFonts="맑은 고딕">
-          <w:rFonts w:ascii="맑은 고딕" w:hAnsi="맑은 고딕" w:eastAsia="맑은 고딕"/>
-          <w:b w:val="0"/>
-          <w:sz w:val="20"/>
-        </w:rPr>
-        <w:t>■ 장르 : 소프트 록 (Soft Rock), 팝 록 (Pop Rock)</w:t>
-        <w:br/>
-      </w:r>
-      <w:r>
-        <w:rPr w:rFonts="맑은 고딕">
-          <w:rFonts w:ascii="맑은 고딕" w:hAnsi="맑은 고딕" w:eastAsia="맑은 고딕"/>
-          <w:b w:val="0"/>
-          <w:sz w:val="20"/>
-        </w:rPr>
-        <w:t>■ 주요 수록곡 : 1. What Can I Do</w:t>
-        <w:br/>
+        <w:t>위치 :  213</w:t>
       </w:r>
     </w:p>
     <w:p>
       <w:pPr>
-        <w:spacing w:after="160"/>
+        <w:spacing w:line="324" w:lineRule="auto" w:before="80" w:after="160"/>
       </w:pPr>
       <w:r>
         <w:rPr w:rFonts="맑은 고딕">
           <w:rFonts w:ascii="맑은 고딕" w:hAnsi="맑은 고딕" w:eastAsia="맑은 고딕"/>
           <w:b/>
           <w:color w:val="1F2937"/>
-          <w:sz w:val="24"/>
+          <w:sz w:val="22"/>
         </w:rPr>
-        <w:t>■ 음반 해설 및 감상 가이드</w:t>
+        <w:t xml:space="preserve">[음반 소개] </w:t>
+      </w:r>
+      <w:r>
+        <w:rPr w:rFonts="맑은 고딕">
+          <w:rFonts w:ascii="맑은 고딕" w:hAnsi="맑은 고딕" w:eastAsia="맑은 고딕"/>
+          <w:b w:val="0"/>
+          <w:sz w:val="21"/>
+        </w:rPr>
       </w:r>
     </w:p>
     <w:p>
       <w:pPr>
-        <w:spacing w:line="312" w:lineRule="auto" w:after="120"/>
+        <w:spacing w:line="324" w:lineRule="auto" w:after="120"/>
       </w:pPr>
       <w:r>
         <w:rPr w:rFonts="맑은 고딕">
@@ -108,51 +61,577 @@
           <w:b w:val="0"/>
           <w:sz w:val="21"/>
         </w:rPr>
-        <w:t>1970년대 후반, 특유의 따뜻하고 서정적인 사운드로 전 세계는 물론 특히 한국 음악 팬들의 마음을 완벽하게 사로잡았던 영국 출신의 팝 록 밴드 스모키(Smokie)의 대표작입니다. 본 음반은 국내를 비롯한 아시아 권역에서 폭발적인 사랑을 받은 그들의 불후의 명곡 &lt;What Can I Do&gt;를 타이틀로 전면에 내세운 음반으로, 스모키가 구축한 전성기 음악 세계의 정수를 담고 있습니다. 히트곡 제조기로 불리던 프로듀서 콤비 찰리와 친(Chinn and Chapman)의 감각적인 프로듀싱과 밴드 자체의 뛰어난 송라이팅 능력이 결합하여 완성도 높은 소프트 록의 진수를 보여줍니다.</w:t>
+        <w:t>안개 자욱한 영국 요크셔의 서정을 짙은 허스키 보이스로 길어 올린 스모키의 음악은 시대를 초월하여 우리의 가슴을 적시는 아련한 노스탤지어를 품고 있습니다. 타이틀곡 'What Can I Do'를 위시한 본 음반은 소프트 록의 유려한 멜로디와 어쿠스틱 사운드의 소박한 온기가 가장 완벽한 균형을 이룬 팝 역사상 손꼽히는 명반입니다. 1970~80년대 한국 음악다방의 공기를 가득 채우며 수많은 청춘의 방황과 그리움을 위로했던 이 앨범은, 세월의 더께가 내려앉은 오늘날에도 여전히 묵직한 서정적 감동을 선사합니다.</w:t>
       </w:r>
     </w:p>
     <w:p>
       <w:pPr>
-        <w:spacing w:line="312" w:lineRule="auto" w:after="120"/>
+        <w:spacing w:line="324" w:lineRule="auto" w:before="200" w:after="80"/>
       </w:pPr>
+      <w:r>
+        <w:rPr w:rFonts="맑은 고딕">
+          <w:rFonts w:ascii="맑은 고딕" w:hAnsi="맑은 고딕" w:eastAsia="맑은 고딕"/>
+          <w:b/>
+          <w:color w:val="1E3A8A"/>
+          <w:sz w:val="24"/>
+        </w:rPr>
+        <w:t>1. 음반 데이터</w:t>
+      </w:r>
+    </w:p>
+    <w:p>
+      <w:pPr>
+        <w:spacing w:line="324" w:lineRule="auto" w:after="80"/>
+      </w:pPr>
+      <w:r>
+        <w:rPr w:rFonts="맑은 고딕">
+          <w:rFonts w:ascii="맑은 고딕" w:hAnsi="맑은 고딕" w:eastAsia="맑은 고딕"/>
+          <w:b w:val="0"/>
+          <w:color w:val="6B7280"/>
+          <w:sz w:val="21"/>
+        </w:rPr>
+        <w:t xml:space="preserve">· </w:t>
+      </w:r>
+      <w:r>
+        <w:rPr w:rFonts="맑은 고딕">
+          <w:rFonts w:ascii="맑은 고딕" w:hAnsi="맑은 고딕" w:eastAsia="맑은 고딕"/>
+          <w:b/>
+          <w:color w:val="1F2937"/>
+          <w:sz w:val="21"/>
+        </w:rPr>
+        <w:t xml:space="preserve">앨범명: </w:t>
+      </w:r>
       <w:r>
         <w:rPr w:rFonts="맑은 고딕">
           <w:rFonts w:ascii="맑은 고딕" w:hAnsi="맑은 고딕" w:eastAsia="맑은 고딕"/>
           <w:b w:val="0"/>
           <w:sz w:val="21"/>
         </w:rPr>
-        <w:t>음악적으로 이 음반은 아쿠스틱 기타의 정갈한 스트러밍과 담백하면서도 세련된 리듬 섹션, 그리고 멤버들의 아름다운 백보컬 하모니가 완벽한 조화를 이룹니다. 일반적으로 스모키의 메인 보컬은 크리스 노먼(Chris Norman)의 호소력 짙은 허스키 Voice로 대표되지만, 대표곡인 &lt;What Can I Do&gt;에서는 기타리스트 앨런 샐슨(Alan Silson)이 리드 보컬을 맡아 특유의 쓸쓸하면서도 담담한 음색으로 곡의 몽환적이고 애절한 분위기를 극대화했습니다. 이는 밴드가 가진 스펙트럼이 얼마나 다채롭고 깊이가 있는지를 입증하는 대목입니다.</w:t>
+        <w:t>What Can I Do</w:t>
       </w:r>
     </w:p>
     <w:p>
       <w:pPr>
-        <w:spacing w:line="312" w:lineRule="auto" w:after="120"/>
+        <w:spacing w:line="324" w:lineRule="auto" w:after="80"/>
       </w:pPr>
+      <w:r>
+        <w:rPr w:rFonts="맑은 고딕">
+          <w:rFonts w:ascii="맑은 고딕" w:hAnsi="맑은 고딕" w:eastAsia="맑은 고딕"/>
+          <w:b w:val="0"/>
+          <w:color w:val="6B7280"/>
+          <w:sz w:val="21"/>
+        </w:rPr>
+        <w:t xml:space="preserve">· </w:t>
+      </w:r>
+      <w:r>
+        <w:rPr w:rFonts="맑은 고딕">
+          <w:rFonts w:ascii="맑은 고딕" w:hAnsi="맑은 고딕" w:eastAsia="맑은 고딕"/>
+          <w:b/>
+          <w:color w:val="1F2937"/>
+          <w:sz w:val="21"/>
+        </w:rPr>
+        <w:t xml:space="preserve">아티스트: </w:t>
+      </w:r>
       <w:r>
         <w:rPr w:rFonts="맑은 고딕">
           <w:rFonts w:ascii="맑은 고딕" w:hAnsi="맑은 고딕" w:eastAsia="맑은 고딕"/>
           <w:b w:val="0"/>
           <w:sz w:val="21"/>
         </w:rPr>
-        <w:t>수록곡 전반을 관통하는 감상 포인트는 단연 ‘한국인이 가장 사랑하는 아날로그 멜로디’의 진면목을 확인하는 것입니다. 타이틀곡 &lt;What Can I Do&gt;는 고독과 방황을 노래하는 특유의 서글픈 노랫말과 한번 들으면 잊히지 않는 중독성 있는 후렴구로 70~80년대 LP 다방과 음악 감상실을 수놓았던 주역입니다. 이어지는 &lt;Living Next Door to Alice&gt;나 &lt;Lay Back in the Arms of Someone&gt; 등의 곡들 역시 특유의 친근한 멜로디라인과 낭만적인 포크 록 감성이 돋보여, LP의 A면과 B면을 넘기는 내내 지루할 틈 없는 감동을 선사합니다.</w:t>
+        <w:t>Smokie (스모키)</w:t>
       </w:r>
     </w:p>
     <w:p>
       <w:pPr>
-        <w:spacing w:line="312" w:lineRule="auto" w:after="120"/>
+        <w:spacing w:line="324" w:lineRule="auto" w:after="80"/>
       </w:pPr>
+      <w:r>
+        <w:rPr w:rFonts="맑은 고딕">
+          <w:rFonts w:ascii="맑은 고딕" w:hAnsi="맑은 고딕" w:eastAsia="맑은 고딕"/>
+          <w:b w:val="0"/>
+          <w:color w:val="6B7280"/>
+          <w:sz w:val="21"/>
+        </w:rPr>
+        <w:t xml:space="preserve">· </w:t>
+      </w:r>
+      <w:r>
+        <w:rPr w:rFonts="맑은 고딕">
+          <w:rFonts w:ascii="맑은 고딕" w:hAnsi="맑은 고딕" w:eastAsia="맑은 고딕"/>
+          <w:b/>
+          <w:color w:val="1F2937"/>
+          <w:sz w:val="21"/>
+        </w:rPr>
+        <w:t xml:space="preserve">발매 정보: </w:t>
+      </w:r>
       <w:r>
         <w:rPr w:rFonts="맑은 고딕">
           <w:rFonts w:ascii="맑은 고딕" w:hAnsi="맑은 고딕" w:eastAsia="맑은 고딕"/>
           <w:b w:val="0"/>
           <w:sz w:val="21"/>
         </w:rPr>
-        <w:t>바늘이 턴테이블의 굵은 소리골을 지나며 울려 퍼지는 따뜻한 질감은 이 음반이 지닌 아날로그적 가치를 한층 더 높여줍니다. 스모키의 음악이 가진 특유의 온기와 향수는 디지털 음원에서는 결코 대체할 수 없는 LP만의 깊은 울림을 전해줍니다. 세월이 흘러도 변치 않는 클래식 팝 록의 정취와 아련한 청춘의 추억을 되새기게 만드는, 음반 컬렉터라면 반드시 소장해야 할 소중한 명반입니다.</w:t>
+        <w:t>1976년 명반 《Midnight Café》에 수록되어 전 세계적인 반향을 일으킨 후, 한국을 비롯한 세계 각지에서 독보적인 사랑을 받으며 발매된 기념비적인 앨범입니다. 전설적인 프로듀서 콤비 니키 친(Nicky Chinn)과 마이크 채프먼(Mike Chapman)의 정교한 프로듀싱 하에 밴드의 서정성이 절정에 달했던 시기의 정수를 담고 있습니다.</w:t>
+      </w:r>
+    </w:p>
+    <w:p>
+      <w:pPr>
+        <w:spacing w:line="324" w:lineRule="auto" w:after="80"/>
+      </w:pPr>
+      <w:r>
+        <w:rPr w:rFonts="맑은 고딕">
+          <w:rFonts w:ascii="맑은 고딕" w:hAnsi="맑은 고딕" w:eastAsia="맑은 고딕"/>
+          <w:b w:val="0"/>
+          <w:color w:val="6B7280"/>
+          <w:sz w:val="21"/>
+        </w:rPr>
+        <w:t xml:space="preserve">· </w:t>
+      </w:r>
+      <w:r>
+        <w:rPr w:rFonts="맑은 고딕">
+          <w:rFonts w:ascii="맑은 고딕" w:hAnsi="맑은 고딕" w:eastAsia="맑은 고딕"/>
+          <w:b/>
+          <w:color w:val="1F2937"/>
+          <w:sz w:val="21"/>
+        </w:rPr>
+        <w:t xml:space="preserve">LP 인기도(판매량): </w:t>
+      </w:r>
+      <w:r>
+        <w:rPr w:rFonts="맑은 고딕">
+          <w:rFonts w:ascii="맑은 고딕" w:hAnsi="맑은 고딕" w:eastAsia="맑은 고딕"/>
+          <w:b w:val="0"/>
+          <w:sz w:val="21"/>
+        </w:rPr>
+        <w:t>유럽 전역 차트 상위권 진입은 물론, 특히 독일, 오스트리아 등지에서 골드 및 플래티넘 레코드를 기록하였습니다. 국내에서는 라디오 애청곡 1위를 독식하며 당대 팝 음반 시장에서 천문학적인 라이선스 및 백판(해적판) 판매고를 올린 불멸의 스테디셀러입니다.</w:t>
+      </w:r>
+    </w:p>
+    <w:p>
+      <w:pPr>
+        <w:spacing w:line="324" w:lineRule="auto" w:after="80"/>
+      </w:pPr>
+      <w:r>
+        <w:rPr w:rFonts="맑은 고딕">
+          <w:rFonts w:ascii="맑은 고딕" w:hAnsi="맑은 고딕" w:eastAsia="맑은 고딕"/>
+          <w:b w:val="0"/>
+          <w:color w:val="6B7280"/>
+          <w:sz w:val="21"/>
+        </w:rPr>
+        <w:t xml:space="preserve">· </w:t>
+      </w:r>
+      <w:r>
+        <w:rPr w:rFonts="맑은 고딕">
+          <w:rFonts w:ascii="맑은 고딕" w:hAnsi="맑은 고딕" w:eastAsia="맑은 고딕"/>
+          <w:b/>
+          <w:color w:val="1F2937"/>
+          <w:sz w:val="21"/>
+        </w:rPr>
+        <w:t xml:space="preserve">각종 수상경력: </w:t>
+      </w:r>
+      <w:r>
+        <w:rPr w:rFonts="맑은 고딕">
+          <w:rFonts w:ascii="맑은 고딕" w:hAnsi="맑은 고딕" w:eastAsia="맑은 고딕"/>
+          <w:b w:val="0"/>
+          <w:sz w:val="21"/>
+        </w:rPr>
+        <w:t>유럽 각국의 골드 디스크 수상을 비롯하여 1970년대 후반 브리티시 팝/록 신을 대표하는 그룹으로서 유러피언 팝 어워즈 등 다수의 음악 전문지 밴드 부문 상을 석권하였습니다.</w:t>
+      </w:r>
+    </w:p>
+    <w:p>
+      <w:pPr>
+        <w:spacing w:line="324" w:lineRule="auto" w:before="200" w:after="80"/>
+      </w:pPr>
+      <w:r>
+        <w:rPr w:rFonts="맑은 고딕">
+          <w:rFonts w:ascii="맑은 고딕" w:hAnsi="맑은 고딕" w:eastAsia="맑은 고딕"/>
+          <w:b/>
+          <w:color w:val="1E3A8A"/>
+          <w:sz w:val="24"/>
+        </w:rPr>
+        <w:t>2. 아티스트 정보</w:t>
+      </w:r>
+    </w:p>
+    <w:p>
+      <w:pPr>
+        <w:spacing w:line="324" w:lineRule="auto" w:after="80"/>
+      </w:pPr>
+      <w:r>
+        <w:rPr w:rFonts="맑은 고딕">
+          <w:rFonts w:ascii="맑은 고딕" w:hAnsi="맑은 고딕" w:eastAsia="맑은 고딕"/>
+          <w:b w:val="0"/>
+          <w:color w:val="6B7280"/>
+          <w:sz w:val="21"/>
+        </w:rPr>
+        <w:t xml:space="preserve">· </w:t>
+      </w:r>
+      <w:r>
+        <w:rPr w:rFonts="맑은 고딕">
+          <w:rFonts w:ascii="맑은 고딕" w:hAnsi="맑은 고딕" w:eastAsia="맑은 고딕"/>
+          <w:b/>
+          <w:color w:val="1F2937"/>
+          <w:sz w:val="21"/>
+        </w:rPr>
+        <w:t xml:space="preserve">국적: </w:t>
+      </w:r>
+      <w:r>
+        <w:rPr w:rFonts="맑은 고딕">
+          <w:rFonts w:ascii="맑은 고딕" w:hAnsi="맑은 고딕" w:eastAsia="맑은 고딕"/>
+          <w:b w:val="0"/>
+          <w:sz w:val="21"/>
+        </w:rPr>
+        <w:t>영국 (United Kingdom)</w:t>
+      </w:r>
+    </w:p>
+    <w:p>
+      <w:pPr>
+        <w:spacing w:line="324" w:lineRule="auto" w:after="80"/>
+      </w:pPr>
+      <w:r>
+        <w:rPr w:rFonts="맑은 고딕">
+          <w:rFonts w:ascii="맑은 고딕" w:hAnsi="맑은 고딕" w:eastAsia="맑은 고딕"/>
+          <w:b w:val="0"/>
+          <w:color w:val="6B7280"/>
+          <w:sz w:val="21"/>
+        </w:rPr>
+        <w:t xml:space="preserve">· </w:t>
+      </w:r>
+      <w:r>
+        <w:rPr w:rFonts="맑은 고딕">
+          <w:rFonts w:ascii="맑은 고딕" w:hAnsi="맑은 고딕" w:eastAsia="맑은 고딕"/>
+          <w:b/>
+          <w:color w:val="1F2937"/>
+          <w:sz w:val="21"/>
+        </w:rPr>
+        <w:t xml:space="preserve">생몰년도: </w:t>
+      </w:r>
+      <w:r>
+        <w:rPr w:rFonts="맑은 고딕">
+          <w:rFonts w:ascii="맑은 고딕" w:hAnsi="맑은 고딕" w:eastAsia="맑은 고딕"/>
+          <w:b w:val="0"/>
+          <w:sz w:val="21"/>
+        </w:rPr>
+        <w:t>1964년 결성(결성 당시 밴드명 The Yen, 1974년 Smokie로 공식 개명)</w:t>
+      </w:r>
+    </w:p>
+    <w:p>
+      <w:pPr>
+        <w:spacing w:line="324" w:lineRule="auto" w:after="80"/>
+      </w:pPr>
+      <w:r>
+        <w:rPr w:rFonts="맑은 고딕">
+          <w:rFonts w:ascii="맑은 고딕" w:hAnsi="맑은 고딕" w:eastAsia="맑은 고딕"/>
+          <w:b w:val="0"/>
+          <w:color w:val="6B7280"/>
+          <w:sz w:val="21"/>
+        </w:rPr>
+        <w:t xml:space="preserve">· </w:t>
+      </w:r>
+      <w:r>
+        <w:rPr w:rFonts="맑은 고딕">
+          <w:rFonts w:ascii="맑은 고딕" w:hAnsi="맑은 고딕" w:eastAsia="맑은 고딕"/>
+          <w:b/>
+          <w:color w:val="1F2937"/>
+          <w:sz w:val="21"/>
+        </w:rPr>
+        <w:t xml:space="preserve">그룹 소속: </w:t>
+      </w:r>
+      <w:r>
+        <w:rPr w:rFonts="맑은 고딕">
+          <w:rFonts w:ascii="맑은 고딕" w:hAnsi="맑은 고딕" w:eastAsia="맑은 고딕"/>
+          <w:b w:val="0"/>
+          <w:sz w:val="21"/>
+        </w:rPr>
+        <w:t>4인조 록 밴드 (크리스 노먼, 앨런 실슨, 테리 아틀리, 피트 스펜서)</w:t>
+      </w:r>
+    </w:p>
+    <w:p>
+      <w:pPr>
+        <w:spacing w:line="324" w:lineRule="auto" w:after="80"/>
+      </w:pPr>
+      <w:r>
+        <w:rPr w:rFonts="맑은 고딕">
+          <w:rFonts w:ascii="맑은 고딕" w:hAnsi="맑은 고딕" w:eastAsia="맑은 고딕"/>
+          <w:b w:val="0"/>
+          <w:color w:val="6B7280"/>
+          <w:sz w:val="21"/>
+        </w:rPr>
+        <w:t xml:space="preserve">· </w:t>
+      </w:r>
+      <w:r>
+        <w:rPr w:rFonts="맑은 고딕">
+          <w:rFonts w:ascii="맑은 고딕" w:hAnsi="맑은 고딕" w:eastAsia="맑은 고딕"/>
+          <w:b/>
+          <w:color w:val="1F2937"/>
+          <w:sz w:val="21"/>
+        </w:rPr>
+        <w:t xml:space="preserve">아티스트 소개: </w:t>
+      </w:r>
+      <w:r>
+        <w:rPr w:rFonts="맑은 고딕">
+          <w:rFonts w:ascii="맑은 고딕" w:hAnsi="맑은 고딕" w:eastAsia="맑은 고딕"/>
+          <w:b w:val="0"/>
+          <w:sz w:val="21"/>
+        </w:rPr>
+        <w:t>크리스 노먼(Chris Norman)의 호소력 짙고 까칠한 허스키 보컬과 앨런 실슨(Alan Silson)의 정교한 기타 워크, 멤버들의 유려한 보컬 하모니를 결합해 독보적인 팝 록 사운드를 완성한 영국 출신의 전설적 밴드입니다. 글램 록의 에너지와 포크 록의 서정미를 절묘하게 융합하여 유럽은 물론 아시아 전역에서 폭발적인 대중적 지지를 이끌어냈습니다.</w:t>
+      </w:r>
+    </w:p>
+    <w:p>
+      <w:pPr>
+        <w:spacing w:line="324" w:lineRule="auto" w:before="200" w:after="80"/>
+      </w:pPr>
+      <w:r>
+        <w:rPr w:rFonts="맑은 고딕">
+          <w:rFonts w:ascii="맑은 고딕" w:hAnsi="맑은 고딕" w:eastAsia="맑은 고딕"/>
+          <w:b/>
+          <w:color w:val="1E3A8A"/>
+          <w:sz w:val="24"/>
+        </w:rPr>
+        <w:t>3. 음반 상세 분석</w:t>
+      </w:r>
+    </w:p>
+    <w:p>
+      <w:pPr>
+        <w:spacing w:line="324" w:lineRule="auto" w:after="80"/>
+      </w:pPr>
+      <w:r>
+        <w:rPr w:rFonts="맑은 고딕">
+          <w:rFonts w:ascii="맑은 고딕" w:hAnsi="맑은 고딕" w:eastAsia="맑은 고딕"/>
+          <w:b w:val="0"/>
+          <w:color w:val="6B7280"/>
+          <w:sz w:val="21"/>
+        </w:rPr>
+        <w:t xml:space="preserve">· </w:t>
+      </w:r>
+      <w:r>
+        <w:rPr w:rFonts="맑은 고딕">
+          <w:rFonts w:ascii="맑은 고딕" w:hAnsi="맑은 고딕" w:eastAsia="맑은 고딕"/>
+          <w:b/>
+          <w:color w:val="1F2937"/>
+          <w:sz w:val="21"/>
+        </w:rPr>
+        <w:t xml:space="preserve">역사적 위치: </w:t>
+      </w:r>
+      <w:r>
+        <w:rPr w:rFonts="맑은 고딕">
+          <w:rFonts w:ascii="맑은 고딕" w:hAnsi="맑은 고딕" w:eastAsia="맑은 고딕"/>
+          <w:b w:val="0"/>
+          <w:sz w:val="21"/>
+        </w:rPr>
+        <w:t>하드 록과 펑크의 거친 물결 속에서도 멜로디의 힘과 포크의 서정성을 지켜내며 '소프트 록/팝 록 르네상스'를 이끈 기념비적 음반입니다. 대중성과 음악성을 동시에 성취하며 후대 어쿠스틱 팝 발라드 계열 밴드들에게 지대한 구조적 모범을 제시했습니다.</w:t>
+      </w:r>
+    </w:p>
+    <w:p>
+      <w:pPr>
+        <w:spacing w:line="324" w:lineRule="auto" w:after="80"/>
+      </w:pPr>
+      <w:r>
+        <w:rPr w:rFonts="맑은 고딕">
+          <w:rFonts w:ascii="맑은 고딕" w:hAnsi="맑은 고딕" w:eastAsia="맑은 고딕"/>
+          <w:b w:val="0"/>
+          <w:color w:val="6B7280"/>
+          <w:sz w:val="21"/>
+        </w:rPr>
+        <w:t xml:space="preserve">· </w:t>
+      </w:r>
+      <w:r>
+        <w:rPr w:rFonts="맑은 고딕">
+          <w:rFonts w:ascii="맑은 고딕" w:hAnsi="맑은 고딕" w:eastAsia="맑은 고딕"/>
+          <w:b/>
+          <w:color w:val="1F2937"/>
+          <w:sz w:val="21"/>
+        </w:rPr>
+        <w:t xml:space="preserve">시대의 흔적(스토리텔링): </w:t>
+      </w:r>
+      <w:r>
+        <w:rPr w:rFonts="맑은 고딕">
+          <w:rFonts w:ascii="맑은 고딕" w:hAnsi="맑은 고딕" w:eastAsia="맑은 고딕"/>
+          <w:b w:val="0"/>
+          <w:sz w:val="21"/>
+        </w:rPr>
+        <w:t>1970~80년대 한국의 청년 문화를 논할 때 결코 빼놓을 수 없는 시대의 자화상과도 같은 음반입니다. 회색빛 도시의 음악다방과 학창 시절의 밤을 수놓았던 낭만의 상징이자, 세파에 흔들리던 청춘들이 커피 한 잔과 담배 연기 속에서 고독을 달래며 합창하던 정서적 해방구였습니다.</w:t>
+      </w:r>
+    </w:p>
+    <w:p>
+      <w:pPr>
+        <w:spacing w:line="324" w:lineRule="auto" w:before="200" w:after="80"/>
+      </w:pPr>
+      <w:r>
+        <w:rPr w:rFonts="맑은 고딕">
+          <w:rFonts w:ascii="맑은 고딕" w:hAnsi="맑은 고딕" w:eastAsia="맑은 고딕"/>
+          <w:b/>
+          <w:color w:val="1E3A8A"/>
+          <w:sz w:val="24"/>
+        </w:rPr>
+        <w:t>4. 주요 수록곡 및 감상 제언</w:t>
+      </w:r>
+    </w:p>
+    <w:p>
+      <w:pPr>
+        <w:spacing w:line="324" w:lineRule="auto" w:after="80"/>
+      </w:pPr>
+      <w:r>
+        <w:rPr w:rFonts="맑은 고딕">
+          <w:rFonts w:ascii="맑은 고딕" w:hAnsi="맑은 고딕" w:eastAsia="맑은 고딕"/>
+          <w:b w:val="0"/>
+          <w:color w:val="6B7280"/>
+          <w:sz w:val="21"/>
+        </w:rPr>
+        <w:t xml:space="preserve">· </w:t>
+      </w:r>
+      <w:r>
+        <w:rPr w:rFonts="맑은 고딕">
+          <w:rFonts w:ascii="맑은 고딕" w:hAnsi="맑은 고딕" w:eastAsia="맑은 고딕"/>
+          <w:b/>
+          <w:color w:val="1F2937"/>
+          <w:sz w:val="21"/>
+        </w:rPr>
+        <w:t xml:space="preserve">주요 수록곡 특징: </w:t>
+      </w:r>
+      <w:r>
+        <w:rPr w:rFonts="맑은 고딕">
+          <w:rFonts w:ascii="맑은 고딕" w:hAnsi="맑은 고딕" w:eastAsia="맑은 고딕"/>
+          <w:b w:val="0"/>
+          <w:sz w:val="21"/>
+        </w:rPr>
+      </w:r>
+    </w:p>
+    <w:p>
+      <w:pPr>
+        <w:spacing w:line="324" w:lineRule="auto" w:after="80"/>
+      </w:pPr>
+      <w:r>
+        <w:rPr w:rFonts="맑은 고딕">
+          <w:rFonts w:ascii="맑은 고딕" w:hAnsi="맑은 고딕" w:eastAsia="맑은 고딕"/>
+          <w:b w:val="0"/>
+          <w:color w:val="6B7280"/>
+          <w:sz w:val="21"/>
+        </w:rPr>
+        <w:t xml:space="preserve">· </w:t>
+      </w:r>
+      <w:r>
+        <w:rPr w:rFonts="맑은 고딕">
+          <w:rFonts w:ascii="맑은 고딕" w:hAnsi="맑은 고딕" w:eastAsia="맑은 고딕"/>
+          <w:b/>
+          <w:color w:val="1F2937"/>
+          <w:sz w:val="21"/>
+        </w:rPr>
+        <w:t xml:space="preserve">'What Can I Do': </w:t>
+      </w:r>
+      <w:r>
+        <w:rPr w:rFonts="맑은 고딕">
+          <w:rFonts w:ascii="맑은 고딕" w:hAnsi="맑은 고딕" w:eastAsia="맑은 고딕"/>
+          <w:b w:val="0"/>
+          <w:sz w:val="21"/>
+        </w:rPr>
+        <w:t>기타리스트 앨런 실슨이 작곡한 곡으로, 덤덤한 듯 읊조리는 어쿠스틱 스트로크와 크리스 노먼의 애절한 허스키 보이스, 처연한 코러스가 어우러져 깊은 페이소스를 자아내는 불멸의 명곡입니다.</w:t>
+      </w:r>
+    </w:p>
+    <w:p>
+      <w:pPr>
+        <w:spacing w:line="324" w:lineRule="auto" w:after="80"/>
+      </w:pPr>
+      <w:r>
+        <w:rPr w:rFonts="맑은 고딕">
+          <w:rFonts w:ascii="맑은 고딕" w:hAnsi="맑은 고딕" w:eastAsia="맑은 고딕"/>
+          <w:b w:val="0"/>
+          <w:color w:val="6B7280"/>
+          <w:sz w:val="21"/>
+        </w:rPr>
+        <w:t xml:space="preserve">· </w:t>
+      </w:r>
+      <w:r>
+        <w:rPr w:rFonts="맑은 고딕">
+          <w:rFonts w:ascii="맑은 고딕" w:hAnsi="맑은 고딕" w:eastAsia="맑은 고딕"/>
+          <w:b/>
+          <w:color w:val="1F2937"/>
+          <w:sz w:val="21"/>
+        </w:rPr>
+        <w:t xml:space="preserve">앨범 내의 서정적 발라드 트랙들: </w:t>
+      </w:r>
+      <w:r>
+        <w:rPr w:rFonts="맑은 고딕">
+          <w:rFonts w:ascii="맑은 고딕" w:hAnsi="맑은 고딕" w:eastAsia="맑은 고딕"/>
+          <w:b w:val="0"/>
+          <w:sz w:val="21"/>
+        </w:rPr>
+        <w:t>어쿠스틱 기타와 웅장하지 않으면서도 정감 있는 베이스 라인이 어우러져 스모키 특유의 영국 북부 전원적 서정과 멜랑콜리를 유감없이 발휘합니다.</w:t>
+      </w:r>
+    </w:p>
+    <w:p>
+      <w:pPr>
+        <w:spacing w:line="324" w:lineRule="auto" w:after="80"/>
+      </w:pPr>
+      <w:r>
+        <w:rPr w:rFonts="맑은 고딕">
+          <w:rFonts w:ascii="맑은 고딕" w:hAnsi="맑은 고딕" w:eastAsia="맑은 고딕"/>
+          <w:b w:val="0"/>
+          <w:color w:val="6B7280"/>
+          <w:sz w:val="21"/>
+        </w:rPr>
+        <w:t xml:space="preserve">· </w:t>
+      </w:r>
+      <w:r>
+        <w:rPr w:rFonts="맑은 고딕">
+          <w:rFonts w:ascii="맑은 고딕" w:hAnsi="맑은 고딕" w:eastAsia="맑은 고딕"/>
+          <w:b/>
+          <w:color w:val="1F2937"/>
+          <w:sz w:val="21"/>
+        </w:rPr>
+        <w:t xml:space="preserve">빈티지 감상 제언: </w:t>
+      </w:r>
+      <w:r>
+        <w:rPr w:rFonts="맑은 고딕">
+          <w:rFonts w:ascii="맑은 고딕" w:hAnsi="맑은 고딕" w:eastAsia="맑은 고딕"/>
+          <w:b w:val="0"/>
+          <w:sz w:val="21"/>
+        </w:rPr>
+        <w:t>진공관 앰프 특유의 포근한 배음과 턴테이블의 아날로그 회전 속에서 본 음반의 진가가 비로소 드러납니다. 어쿠스틱 기타 현의 찰현음과 크리스 노먼 목소리의 질감이 가감 없이 살아나며, 늦은 밤 은은한 조명 아래서 카트리지가 소리골을 긁어내려갈 때 느껴지는 소리의 온도는 디지털 음원에서는 결코 맛볼 수 없는 깊은 침잠을 선사합니다.</w:t>
+      </w:r>
+    </w:p>
+    <w:p>
+      <w:pPr>
+        <w:spacing w:line="324" w:lineRule="auto" w:after="80"/>
+      </w:pPr>
+      <w:r>
+        <w:rPr w:rFonts="맑은 고딕">
+          <w:rFonts w:ascii="맑은 고딕" w:hAnsi="맑은 고딕" w:eastAsia="맑은 고딕"/>
+          <w:b w:val="0"/>
+          <w:color w:val="6B7280"/>
+          <w:sz w:val="21"/>
+        </w:rPr>
+        <w:t xml:space="preserve">· </w:t>
+      </w:r>
+      <w:r>
+        <w:rPr w:rFonts="맑은 고딕">
+          <w:rFonts w:ascii="맑은 고딕" w:hAnsi="맑은 고딕" w:eastAsia="맑은 고딕"/>
+          <w:b/>
+          <w:color w:val="1F2937"/>
+          <w:sz w:val="21"/>
+        </w:rPr>
+        <w:t xml:space="preserve">소장 가치: </w:t>
+      </w:r>
+      <w:r>
+        <w:rPr w:rFonts="맑은 고딕">
+          <w:rFonts w:ascii="맑은 고딕" w:hAnsi="맑은 고딕" w:eastAsia="맑은 고딕"/>
+          <w:b w:val="0"/>
+          <w:sz w:val="21"/>
+        </w:rPr>
+        <w:t>단순한 올드 팝의 차원을 넘어 한 시대를 지배했던 청춘의 공기와 아날로그 사운드의 미학을 온전히 보존하고 있는 음반입니다. LP 전성기 시절의 따스한 마스터링 질감을 간직하고 있어, 정통 팝/록 컬렉터는 물론 아날로그 오디오파일에게도 필청 소장반으로서의 높은 가치를 지닙니다.</w:t>
+      </w:r>
+    </w:p>
+    <w:p>
+      <w:pPr>
+        <w:spacing w:line="324" w:lineRule="auto" w:after="120" w:before="160"/>
+      </w:pPr>
+      <w:r>
+        <w:rPr w:rFonts="맑은 고딕">
+          <w:rFonts w:ascii="맑은 고딕" w:hAnsi="맑은 고딕" w:eastAsia="맑은 고딕"/>
+          <w:b/>
+          <w:color w:val="4338CA"/>
+          <w:sz w:val="21"/>
+        </w:rPr>
+        <w:t>이 음반을 통해 아련한 시절의 노스탤지어와 턴테이블의 따스한 온기가 전해주는 감동을 다시 한번 경험해 보시는 것은 어떨까요?</w:t>
       </w:r>
     </w:p>
     <w:sectPr>
       <w:pgSz w:w="12240" w:h="15840"/>
-      <w:pgMar w:top="1440" w:right="1440" w:bottom="1440" w:left="1440" w:header="720" w:footer="720" w:gutter="0"/>
+      <w:pgMar w:top="1152" w:right="1296" w:bottom="1152" w:left="1296" w:header="720" w:footer="720" w:gutter="0"/>
       <w:cols w:space="720"/>
       <w:docGrid w:linePitch="360"/>
     </w:sectPr>

--- a/word_reports/LP_0319_위치_213_Smokie_What Can I Do.docx
+++ b/word_reports/LP_0319_위치_213_Smokie_What Can I Do.docx
@@ -32,7 +32,7 @@
     </w:p>
     <w:p>
       <w:pPr>
-        <w:spacing w:line="324" w:lineRule="auto" w:before="80" w:after="160"/>
+        <w:spacing w:line="324" w:lineRule="auto" w:before="80" w:after="120"/>
       </w:pPr>
       <w:r>
         <w:rPr w:rFonts="맑은 고딕">
@@ -42,13 +42,6 @@
           <w:sz w:val="22"/>
         </w:rPr>
         <w:t xml:space="preserve">[음반 소개] </w:t>
-      </w:r>
-      <w:r>
-        <w:rPr w:rFonts="맑은 고딕">
-          <w:rFonts w:ascii="맑은 고딕" w:hAnsi="맑은 고딕" w:eastAsia="맑은 고딕"/>
-          <w:b w:val="0"/>
-          <w:sz w:val="21"/>
-        </w:rPr>
       </w:r>
     </w:p>
     <w:p>
@@ -61,7 +54,33 @@
           <w:b w:val="0"/>
           <w:sz w:val="21"/>
         </w:rPr>
-        <w:t>안개 자욱한 영국 요크셔의 서정을 짙은 허스키 보이스로 길어 올린 스모키의 음악은 시대를 초월하여 우리의 가슴을 적시는 아련한 노스탤지어를 품고 있습니다. 타이틀곡 'What Can I Do'를 위시한 본 음반은 소프트 록의 유려한 멜로디와 어쿠스틱 사운드의 소박한 온기가 가장 완벽한 균형을 이룬 팝 역사상 손꼽히는 명반입니다. 1970~80년대 한국 음악다방의 공기를 가득 채우며 수많은 청춘의 방황과 그리움을 위로했던 이 앨범은, 세월의 더께가 내려앉은 오늘날에도 여전히 묵직한 서정적 감동을 선사합니다.</w:t>
+        <w:t>1970년대 중후반 영국의 브래드퍼드 출신 록 밴드 스모키(Smokie)가 발표한 음원 중에서도 본작의 타이틀인 ‘What Can I Do’는 팝 음악사에 서정적 비애미(悲哀美)의 정점을 아로새긴 불멸의 걸작입니다. 프로듀서 콤비 마이크 채프먼과 니키 친의 손끝에서 다듬어진 팝-록의 유려함 속에 밴드 고유의 소박한 흙내음과 어쿠스틱 포크의 순수성을 결합해 낸 이들의 사운드는, 화려한 글램 록과 펑크 록의 소용돌이 속에서도 시대를 초월한 낭만주의의 안식처를 대중에게 선사했습니다. 특히 이 음악은 발매 당시 영국 본토를 넘어 독일, 북유럽, 그리고 바다 건너 대한민국에 이르기까지 폭발적인 문화적 공명을 일으켰습니다.</w:t>
+      </w:r>
+    </w:p>
+    <w:p>
+      <w:pPr>
+        <w:spacing w:line="324" w:lineRule="auto" w:after="120"/>
+      </w:pPr>
+      <w:r>
+        <w:rPr w:rFonts="맑은 고딕">
+          <w:rFonts w:ascii="맑은 고딕" w:hAnsi="맑은 고딕" w:eastAsia="맑은 고딕"/>
+          <w:b w:val="0"/>
+          <w:sz w:val="21"/>
+        </w:rPr>
+        <w:t>‘What Can I Do’가 품고 있는 예술적 울림은 청춘의 쓸쓸한 방황과 삶의 굴레 속에서 마주하는 회한의 정서에서 비롯됩니다. 크리스 노먼(Chris Norman)의 짙은 담배 연기처럼 거칠면서도 애절하게 가슴을 파고드는 허스키 보이스, 그리고 기타리스트 앨런 실슨(Alan Silson)의 유려한 어쿠스틱 아르페지오와 애조 띤 하모니는 단 한 줄의 노랫말만으로도 듣는 이의 마음을 일순간에 황혼의 길목으로 이끕니다. 삶의 막다른 골목에서 탄식하듯 읊조리는 "내가 무엇을 할 수 있겠는가"라는 질문은, 단순한 체념을 넘어 인간 본연의 고독을 어루만져 주는 따스한 위안의 언어로 승화됩니다.</w:t>
+      </w:r>
+    </w:p>
+    <w:p>
+      <w:pPr>
+        <w:spacing w:line="324" w:lineRule="auto" w:after="120"/>
+      </w:pPr>
+      <w:r>
+        <w:rPr w:rFonts="맑은 고딕">
+          <w:rFonts w:ascii="맑은 고딕" w:hAnsi="맑은 고딕" w:eastAsia="맑은 고딕"/>
+          <w:b w:val="0"/>
+          <w:sz w:val="21"/>
+        </w:rPr>
+        <w:t>세월이 반세기를 향해 흘러간 지금도 이 음반이 여전히 음악 애호가들의 마음을 뒤흔드는 이유는, 가식 없는 통기타 선율과 꾸밈없는 멜로디 속에 박제된 아날로그적 온기 때문입니다. 복잡한 디지털 테크놀로지가 결코 흉내 낼 수 없는 4인조 밴드의 순수한 합주, 그리고 가슴 깊은 곳에서 터져 나오는 진솔한 보컬의 결은 LP의 소리골을 타고 흐를 때 비로소 그 완전한 생명력을 드러냅니다. 70년대 청춘들의 서글픈 낭만을 온전히 담아낸 본 음반은 시대를 뛰어넘어 고독한 현대인들의 영혼을 포근히 감싸 안아 주는 영원한 소프트 록의 고전입니다.</w:t>
       </w:r>
     </w:p>
     <w:p>
@@ -168,7 +187,7 @@
           <w:b w:val="0"/>
           <w:sz w:val="21"/>
         </w:rPr>
-        <w:t>1976년 명반 《Midnight Café》에 수록되어 전 세계적인 반향을 일으킨 후, 한국을 비롯한 세계 각지에서 독보적인 사랑을 받으며 발매된 기념비적인 앨범입니다. 전설적인 프로듀서 콤비 니키 친(Nicky Chinn)과 마이크 채프먼(Mike Chapman)의 정교한 프로듀싱 하에 밴드의 서정성이 절정에 달했던 시기의 정수를 담고 있습니다.</w:t>
+        <w:t>1976년 정규 3집 명반 &lt;Midnight Café&gt;의 핵심 트랙이자 독보적인 인기를 바탕으로 싱글 및 각국 기획 앨범 형태로 발매되어 전 세계 음악 팬들의 가슴을 울린 기념비적인 레코드입니다.</w:t>
       </w:r>
     </w:p>
     <w:p>
@@ -199,7 +218,7 @@
           <w:b w:val="0"/>
           <w:sz w:val="21"/>
         </w:rPr>
-        <w:t>유럽 전역 차트 상위권 진입은 물론, 특히 독일, 오스트리아 등지에서 골드 및 플래티넘 레코드를 기록하였습니다. 국내에서는 라디오 애청곡 1위를 독식하며 당대 팝 음반 시장에서 천문학적인 라이선스 및 백판(해적판) 판매고를 올린 불멸의 스테디셀러입니다.</w:t>
+        <w:t>독일, 오스트리아 등 유럽 대륙 싱글 차트를 휩쓸며 골드 레코드를 달성하였고, 대한민국에서는 70~80년대 다운타운 음악 다방과 라디오 리퀘스트에서 압도적 1위를 기록하며 세대를 관통하는 밀리언셀러급 반향을 일으켰습니다.</w:t>
       </w:r>
     </w:p>
     <w:p>
@@ -230,7 +249,7 @@
           <w:b w:val="0"/>
           <w:sz w:val="21"/>
         </w:rPr>
-        <w:t>유럽 각국의 골드 디스크 수상을 비롯하여 1970년대 후반 브리티시 팝/록 신을 대표하는 그룹으로서 유러피언 팝 어워즈 등 다수의 음악 전문지 밴드 부문 상을 석권하였습니다.</w:t>
+        <w:t>독일 최고 권위의 대중음악상인 ‘브라보 오토(Bravo Otto)’ 골드 밴드 상 수상 및 유럽 전역의 골드/플래티넘 디스크 인증, 국내 음악 평단 및 애호가들이 꼽는 ‘한국인이 가장 사랑하는 팝송’ 최상위권에 영구 헌정되었습니다.</w:t>
       </w:r>
     </w:p>
     <w:p>
@@ -306,7 +325,7 @@
           <w:b w:val="0"/>
           <w:sz w:val="21"/>
         </w:rPr>
-        <w:t>1964년 결성(결성 당시 밴드명 The Yen, 1974년 Smokie로 공식 개명)</w:t>
+        <w:t>1964년 결성 (The Yen 등 초기 활동을 거쳐 1974년 ‘Smokie’로 공식 출범)</w:t>
       </w:r>
     </w:p>
     <w:p>
@@ -337,7 +356,7 @@
           <w:b w:val="0"/>
           <w:sz w:val="21"/>
         </w:rPr>
-        <w:t>4인조 록 밴드 (크리스 노먼, 앨런 실슨, 테리 아틀리, 피트 스펜서)</w:t>
+        <w:t>4인조 남성 록 밴드 (크리스 노먼, 앨런 실슨, 테리 유틀리, 피트 스펜서)</w:t>
       </w:r>
     </w:p>
     <w:p>
@@ -368,7 +387,7 @@
           <w:b w:val="0"/>
           <w:sz w:val="21"/>
         </w:rPr>
-        <w:t>크리스 노먼(Chris Norman)의 호소력 짙고 까칠한 허스키 보컬과 앨런 실슨(Alan Silson)의 정교한 기타 워크, 멤버들의 유려한 보컬 하모니를 결합해 독보적인 팝 록 사운드를 완성한 영국 출신의 전설적 밴드입니다. 글램 록의 에너지와 포크 록의 서정미를 절묘하게 융합하여 유럽은 물론 아시아 전역에서 폭발적인 대중적 지지를 이끌어냈습니다.</w:t>
+        <w:t>크리스 노먼의 거칠고 호소력 짙은 보이스와 완벽에 가까운 3부 보컬 하모니, 어쿠스틱 포크와 글램 록을 서정적으로 융합한 독보적인 사운드로 1970년대 유럽과 아시아 팝 음악계를 풍미한 영국의 전설적인 밴드입니다.</w:t>
       </w:r>
     </w:p>
     <w:p>
@@ -413,7 +432,7 @@
           <w:b w:val="0"/>
           <w:sz w:val="21"/>
         </w:rPr>
-        <w:t>하드 록과 펑크의 거친 물결 속에서도 멜로디의 힘과 포크의 서정성을 지켜내며 '소프트 록/팝 록 르네상스'를 이끈 기념비적 음반입니다. 대중성과 음악성을 동시에 성취하며 후대 어쿠스틱 팝 발라드 계열 밴드들에게 지대한 구조적 모범을 제시했습니다.</w:t>
+        <w:t>포크의 서정적 내러티브와 팝의 중독성 강한 멜로디를 정교하게 엮어낸 소프트 록의 교과서적 작품으로, 밴드 음악이 지닐 수 있는 가장 따뜻하고 인간적인 울림을 음악사에 깊이 각인시킨 수작입니다.</w:t>
       </w:r>
     </w:p>
     <w:p>
@@ -444,7 +463,7 @@
           <w:b w:val="0"/>
           <w:sz w:val="21"/>
         </w:rPr>
-        <w:t>1970~80년대 한국의 청년 문화를 논할 때 결코 빼놓을 수 없는 시대의 자화상과도 같은 음반입니다. 회색빛 도시의 음악다방과 학창 시절의 밤을 수놓았던 낭만의 상징이자, 세파에 흔들리던 청춘들이 커피 한 잔과 담배 연기 속에서 고독을 달래며 합창하던 정서적 해방구였습니다.</w:t>
+        <w:t>1970~80년대 한국의 청계천 빽판 문화와 어두운 골목 안 음악 다방, 심야 라디오 시대를 상징하는 문화적 아이콘으로, 산업화 시기 불안과 고독을 견뎌내던 청춘들의 아린 가슴을 달래 주던 정서적 오아시스였습니다.</w:t>
       </w:r>
     </w:p>
     <w:p>
@@ -489,68 +508,7 @@
           <w:b w:val="0"/>
           <w:sz w:val="21"/>
         </w:rPr>
-      </w:r>
-    </w:p>
-    <w:p>
-      <w:pPr>
-        <w:spacing w:line="324" w:lineRule="auto" w:after="80"/>
-      </w:pPr>
-      <w:r>
-        <w:rPr w:rFonts="맑은 고딕">
-          <w:rFonts w:ascii="맑은 고딕" w:hAnsi="맑은 고딕" w:eastAsia="맑은 고딕"/>
-          <w:b w:val="0"/>
-          <w:color w:val="6B7280"/>
-          <w:sz w:val="21"/>
-        </w:rPr>
-        <w:t xml:space="preserve">· </w:t>
-      </w:r>
-      <w:r>
-        <w:rPr w:rFonts="맑은 고딕">
-          <w:rFonts w:ascii="맑은 고딕" w:hAnsi="맑은 고딕" w:eastAsia="맑은 고딕"/>
-          <w:b/>
-          <w:color w:val="1F2937"/>
-          <w:sz w:val="21"/>
-        </w:rPr>
-        <w:t xml:space="preserve">'What Can I Do': </w:t>
-      </w:r>
-      <w:r>
-        <w:rPr w:rFonts="맑은 고딕">
-          <w:rFonts w:ascii="맑은 고딕" w:hAnsi="맑은 고딕" w:eastAsia="맑은 고딕"/>
-          <w:b w:val="0"/>
-          <w:sz w:val="21"/>
-        </w:rPr>
-        <w:t>기타리스트 앨런 실슨이 작곡한 곡으로, 덤덤한 듯 읊조리는 어쿠스틱 스트로크와 크리스 노먼의 애절한 허스키 보이스, 처연한 코러스가 어우러져 깊은 페이소스를 자아내는 불멸의 명곡입니다.</w:t>
-      </w:r>
-    </w:p>
-    <w:p>
-      <w:pPr>
-        <w:spacing w:line="324" w:lineRule="auto" w:after="80"/>
-      </w:pPr>
-      <w:r>
-        <w:rPr w:rFonts="맑은 고딕">
-          <w:rFonts w:ascii="맑은 고딕" w:hAnsi="맑은 고딕" w:eastAsia="맑은 고딕"/>
-          <w:b w:val="0"/>
-          <w:color w:val="6B7280"/>
-          <w:sz w:val="21"/>
-        </w:rPr>
-        <w:t xml:space="preserve">· </w:t>
-      </w:r>
-      <w:r>
-        <w:rPr w:rFonts="맑은 고딕">
-          <w:rFonts w:ascii="맑은 고딕" w:hAnsi="맑은 고딕" w:eastAsia="맑은 고딕"/>
-          <w:b/>
-          <w:color w:val="1F2937"/>
-          <w:sz w:val="21"/>
-        </w:rPr>
-        <w:t xml:space="preserve">앨범 내의 서정적 발라드 트랙들: </w:t>
-      </w:r>
-      <w:r>
-        <w:rPr w:rFonts="맑은 고딕">
-          <w:rFonts w:ascii="맑은 고딕" w:hAnsi="맑은 고딕" w:eastAsia="맑은 고딕"/>
-          <w:b w:val="0"/>
-          <w:sz w:val="21"/>
-        </w:rPr>
-        <w:t>어쿠스틱 기타와 웅장하지 않으면서도 정감 있는 베이스 라인이 어우러져 스모키 특유의 영국 북부 전원적 서정과 멜랑콜리를 유감없이 발휘합니다.</w:t>
+        <w:t>처연한 어쿠스틱 기타 리프와 크리스 노먼의 절절한 보컬이 빛나는 명곡 ‘What Can I Do’를 필두로, 스모키 특유의 감미롭고 대중적인 하모니가 돋보이는 ‘Living Next Door to Alice’, 황혼의 낭만을 품은 ‘I'll Meet You at Midnight’ 등 서정미의 극치를 달리는 트랙들이 수록되어 있습니다.</w:t>
       </w:r>
     </w:p>
     <w:p>
@@ -581,7 +539,7 @@
           <w:b w:val="0"/>
           <w:sz w:val="21"/>
         </w:rPr>
-        <w:t>진공관 앰프 특유의 포근한 배음과 턴테이블의 아날로그 회전 속에서 본 음반의 진가가 비로소 드러납니다. 어쿠스틱 기타 현의 찰현음과 크리스 노먼 목소리의 질감이 가감 없이 살아나며, 늦은 밤 은은한 조명 아래서 카트리지가 소리골을 긁어내려갈 때 느껴지는 소리의 온도는 디지털 음원에서는 결코 맛볼 수 없는 깊은 침잠을 선사합니다.</w:t>
+        <w:t>LP 특유의 미세한 턴테이블 표면 잡음 위로 진공관 앰프를 통해 울려 퍼지는 중저음의 베이스와 크리스 노먼의 까슬까슬한 허스키 보이스는, 마치 눈앞에서 밴드가 어쿠스틱 기타를 튕기며 노래하는 듯한 깊은 온도감과 현장감을 선사합니다.</w:t>
       </w:r>
     </w:p>
     <w:p>
@@ -612,7 +570,7 @@
           <w:b w:val="0"/>
           <w:sz w:val="21"/>
         </w:rPr>
-        <w:t>단순한 올드 팝의 차원을 넘어 한 시대를 지배했던 청춘의 공기와 아날로그 사운드의 미학을 온전히 보존하고 있는 음반입니다. LP 전성기 시절의 따스한 마스터링 질감을 간직하고 있어, 정통 팝/록 컬렉터는 물론 아날로그 오디오파일에게도 필청 소장반으로서의 높은 가치를 지닙니다.</w:t>
+        <w:t>시대를 관통한 대중적 파급력은 물론, 아날로그 오디오 환경에서 최상의 음향적 질감과 노스탤지어를 만끽할 수 있는 음반으로서 모든 정통 LP 컬렉터의 서랍에 반드시 자리해야 할 필수 명반입니다.</w:t>
       </w:r>
     </w:p>
     <w:p>
@@ -626,7 +584,7 @@
           <w:color w:val="4338CA"/>
           <w:sz w:val="21"/>
         </w:rPr>
-        <w:t>이 음반을 통해 아련한 시절의 노스탤지어와 턴테이블의 따스한 온기가 전해주는 감동을 다시 한번 경험해 보시는 것은 어떨까요?</w:t>
+        <w:t>이 음반을 통해 아날로그 바늘 끝에서 피어오르는 쓸쓸하고도 따뜻한 멜로디가 전해주는 감동을 다시 한번 경험해 보시는 것은 어떨까요?</w:t>
       </w:r>
     </w:p>
     <w:sectPr>
